--- a/个人仓库/2405070233-徐炜柏/note.docx
+++ b/个人仓库/2405070233-徐炜柏/note.docx
@@ -3,6 +3,11 @@
 <w:document xmlns:wpc="http://schemas.microsoft.com/office/word/2010/wordprocessingCanvas" xmlns:cx="http://schemas.microsoft.com/office/drawing/2014/chartex" xmlns:cx1="http://schemas.microsoft.com/office/drawing/2015/9/8/chartex" xmlns:cx2="http://schemas.microsoft.com/office/drawing/2015/10/21/chartex" xmlns:cx3="http://schemas.microsoft.com/office/drawing/2016/5/9/chartex" xmlns:cx4="http://schemas.microsoft.com/office/drawing/2016/5/10/chartex" xmlns:cx5="http://schemas.microsoft.com/office/drawing/2016/5/11/chartex" xmlns:cx6="http://schemas.microsoft.com/office/drawing/2016/5/12/chartex" xmlns:cx7="http://schemas.microsoft.com/office/drawing/2016/5/13/chartex" xmlns:cx8="http://schemas.microsoft.com/office/drawing/2016/5/14/chartex" xmlns:mc="http://schemas.openxmlformats.org/markup-compatibility/2006" xmlns:aink="http://schemas.microsoft.com/office/drawing/2016/ink" xmlns:am3d="http://schemas.microsoft.com/office/drawing/2017/model3d" xmlns:o="urn:schemas-microsoft-com:office:office" xmlns:oel="http://schemas.microsoft.com/office/2019/extlst" xmlns:r="http://schemas.openxmlformats.org/officeDocument/2006/relationships" xmlns:m="http://schemas.openxmlformats.org/officeDocument/2006/math" xmlns:v="urn:schemas-microsoft-com:vml" xmlns:wp14="http://schemas.microsoft.com/office/word/2010/wordprocessingDrawing" xmlns:wp="http://schemas.openxmlformats.org/drawingml/2006/wordprocessingDrawing" xmlns:w10="urn:schemas-microsoft-com:office:word" xmlns:w="http://schemas.openxmlformats.org/wordprocessingml/2006/main" xmlns:w14="http://schemas.microsoft.com/office/word/2010/wordml" xmlns:w15="http://schemas.microsoft.com/office/word/2012/wordml" xmlns:w16cex="http://schemas.microsoft.com/office/word/2018/wordml/cex" xmlns:w16cid="http://schemas.microsoft.com/office/word/2016/wordml/cid" xmlns:w16="http://schemas.microsoft.com/office/word/2018/wordml" xmlns:w16du="http://schemas.microsoft.com/office/word/2023/wordml/word16du" xmlns:w16sdtdh="http://schemas.microsoft.com/office/word/2020/wordml/sdtdatahash" xmlns:w16sdtfl="http://schemas.microsoft.com/office/word/2024/wordml/sdtformatlock" xmlns:w16se="http://schemas.microsoft.com/office/word/2015/wordml/symex" xmlns:wpg="http://schemas.microsoft.com/office/word/2010/wordprocessingGroup" xmlns:wpi="http://schemas.microsoft.com/office/word/2010/wordprocessingInk" xmlns:wne="http://schemas.microsoft.com/office/word/2006/wordml" xmlns:wps="http://schemas.microsoft.com/office/word/2010/wordprocessingShape" mc:Ignorable="w14 w15 w16se w16cid w16 w16cex w16sdtdh w16sdtfl w16du wp14">
   <w:body>
     <w:p>
+      <w:pPr>
+        <w:rPr>
+          <w:rFonts w:hint="eastAsia"/>
+        </w:rPr>
+      </w:pPr>
       <w:r>
         <w:rPr>
           <w:rFonts w:hint="eastAsia"/>
@@ -17,12 +22,43 @@
           <w:ilvl w:val="0"/>
           <w:numId w:val="1"/>
         </w:numPr>
-      </w:pPr>
-      <w:r>
-        <w:rPr>
-          <w:rFonts w:hint="eastAsia"/>
-        </w:rPr>
-        <w:t>让机器具备一个找到函式的能力，但是这个函式及其复杂</w:t>
+        <w:rPr>
+          <w:rFonts w:hint="eastAsia"/>
+        </w:rPr>
+      </w:pPr>
+      <w:r>
+        <w:rPr>
+          <w:rFonts w:hint="eastAsia"/>
+        </w:rPr>
+        <w:t>让机器具备一个</w:t>
+      </w:r>
+      <w:proofErr w:type="gramStart"/>
+      <w:r>
+        <w:rPr>
+          <w:rFonts w:hint="eastAsia"/>
+        </w:rPr>
+        <w:t>找到函式的</w:t>
+      </w:r>
+      <w:proofErr w:type="gramEnd"/>
+      <w:r>
+        <w:rPr>
+          <w:rFonts w:hint="eastAsia"/>
+        </w:rPr>
+        <w:t>能力，但是</w:t>
+      </w:r>
+      <w:proofErr w:type="gramStart"/>
+      <w:r>
+        <w:rPr>
+          <w:rFonts w:hint="eastAsia"/>
+        </w:rPr>
+        <w:t>这个函式及其</w:t>
+      </w:r>
+      <w:proofErr w:type="gramEnd"/>
+      <w:r>
+        <w:rPr>
+          <w:rFonts w:hint="eastAsia"/>
+        </w:rPr>
+        <w:t>复杂</w:t>
       </w:r>
     </w:p>
     <w:p>
@@ -32,6 +68,9 @@
           <w:ilvl w:val="0"/>
           <w:numId w:val="1"/>
         </w:numPr>
+        <w:rPr>
+          <w:rFonts w:hint="eastAsia"/>
+        </w:rPr>
       </w:pPr>
       <w:r>
         <w:rPr>
@@ -47,6 +86,9 @@
           <w:ilvl w:val="0"/>
           <w:numId w:val="1"/>
         </w:numPr>
+        <w:rPr>
+          <w:rFonts w:hint="eastAsia"/>
+        </w:rPr>
       </w:pPr>
       <w:r>
         <w:rPr>
@@ -80,6 +122,9 @@
           <w:ilvl w:val="0"/>
           <w:numId w:val="1"/>
         </w:numPr>
+        <w:rPr>
+          <w:rFonts w:hint="eastAsia"/>
+        </w:rPr>
       </w:pPr>
       <w:r>
         <w:rPr>
@@ -95,6 +140,9 @@
           <w:ilvl w:val="0"/>
           <w:numId w:val="1"/>
         </w:numPr>
+        <w:rPr>
+          <w:rFonts w:hint="eastAsia"/>
+        </w:rPr>
       </w:pPr>
       <w:r>
         <w:rPr>
@@ -107,6 +155,9 @@
       <w:pPr>
         <w:pStyle w:val="a9"/>
         <w:ind w:left="360"/>
+        <w:rPr>
+          <w:rFonts w:hint="eastAsia"/>
+        </w:rPr>
       </w:pPr>
       <w:r>
         <w:rPr>
@@ -119,8 +170,14 @@
       <w:pPr>
         <w:pStyle w:val="a9"/>
         <w:ind w:left="360"/>
-      </w:pPr>
-      <w:r>
+        <w:rPr>
+          <w:rFonts w:hint="eastAsia"/>
+        </w:rPr>
+      </w:pPr>
+      <w:r>
+        <w:rPr>
+          <w:noProof/>
+        </w:rPr>
         <w:drawing>
           <wp:inline distT="0" distB="0" distL="0" distR="0" wp14:anchorId="73E387BF" wp14:editId="72C8C88A">
             <wp:extent cx="5274310" cy="4002405"/>
@@ -137,7 +194,7 @@
                     <pic:cNvPicPr/>
                   </pic:nvPicPr>
                   <pic:blipFill>
-                    <a:blip r:embed="rId5"/>
+                    <a:blip r:embed="rId7"/>
                     <a:stretch>
                       <a:fillRect/>
                     </a:stretch>
@@ -162,6 +219,9 @@
       <w:pPr>
         <w:pStyle w:val="a9"/>
         <w:ind w:left="360"/>
+        <w:rPr>
+          <w:rFonts w:hint="eastAsia"/>
+        </w:rPr>
       </w:pPr>
       <w:r>
         <w:rPr>
@@ -174,6 +234,9 @@
       <w:pPr>
         <w:pStyle w:val="a9"/>
         <w:ind w:left="360"/>
+        <w:rPr>
+          <w:rFonts w:hint="eastAsia"/>
+        </w:rPr>
       </w:pPr>
       <w:r>
         <w:rPr>
@@ -186,18 +249,27 @@
       <w:pPr>
         <w:pStyle w:val="a9"/>
         <w:ind w:left="360"/>
-      </w:pPr>
-    </w:p>
-    <w:p>
-      <w:pPr>
-        <w:pStyle w:val="a9"/>
-        <w:ind w:left="360"/>
-      </w:pPr>
-    </w:p>
-    <w:p>
-      <w:pPr>
-        <w:pStyle w:val="a9"/>
-        <w:ind w:left="360"/>
+        <w:rPr>
+          <w:rFonts w:hint="eastAsia"/>
+        </w:rPr>
+      </w:pPr>
+    </w:p>
+    <w:p>
+      <w:pPr>
+        <w:pStyle w:val="a9"/>
+        <w:ind w:left="360"/>
+        <w:rPr>
+          <w:rFonts w:hint="eastAsia"/>
+        </w:rPr>
+      </w:pPr>
+    </w:p>
+    <w:p>
+      <w:pPr>
+        <w:pStyle w:val="a9"/>
+        <w:ind w:left="360"/>
+        <w:rPr>
+          <w:rFonts w:hint="eastAsia"/>
+        </w:rPr>
       </w:pPr>
       <w:r>
         <w:rPr>
@@ -210,6 +282,9 @@
       <w:pPr>
         <w:pStyle w:val="a9"/>
         <w:ind w:left="360"/>
+        <w:rPr>
+          <w:rFonts w:hint="eastAsia"/>
+        </w:rPr>
       </w:pPr>
       <w:r>
         <w:rPr>
@@ -232,7 +307,7 @@
                     <pic:cNvPicPr/>
                   </pic:nvPicPr>
                   <pic:blipFill>
-                    <a:blip r:embed="rId6"/>
+                    <a:blip r:embed="rId8"/>
                     <a:stretch>
                       <a:fillRect/>
                     </a:stretch>
@@ -257,12 +332,18 @@
       <w:pPr>
         <w:pStyle w:val="a9"/>
         <w:ind w:left="360"/>
-      </w:pPr>
-    </w:p>
-    <w:p>
-      <w:pPr>
-        <w:pStyle w:val="a9"/>
-        <w:ind w:left="360"/>
+        <w:rPr>
+          <w:rFonts w:hint="eastAsia"/>
+        </w:rPr>
+      </w:pPr>
+    </w:p>
+    <w:p>
+      <w:pPr>
+        <w:pStyle w:val="a9"/>
+        <w:ind w:left="360"/>
+        <w:rPr>
+          <w:rFonts w:hint="eastAsia"/>
+        </w:rPr>
       </w:pPr>
       <w:r>
         <w:rPr>
@@ -284,7 +365,7 @@
                     <pic:cNvPicPr/>
                   </pic:nvPicPr>
                   <pic:blipFill>
-                    <a:blip r:embed="rId7"/>
+                    <a:blip r:embed="rId9"/>
                     <a:stretch>
                       <a:fillRect/>
                     </a:stretch>
@@ -309,6 +390,9 @@
       <w:pPr>
         <w:pStyle w:val="a9"/>
         <w:ind w:left="360"/>
+        <w:rPr>
+          <w:rFonts w:hint="eastAsia"/>
+        </w:rPr>
       </w:pPr>
       <w:r>
         <w:rPr>
@@ -321,12 +405,18 @@
       <w:pPr>
         <w:pStyle w:val="a9"/>
         <w:ind w:left="360"/>
-      </w:pPr>
-    </w:p>
-    <w:p>
-      <w:pPr>
-        <w:pStyle w:val="a9"/>
-        <w:ind w:left="360"/>
+        <w:rPr>
+          <w:rFonts w:hint="eastAsia"/>
+        </w:rPr>
+      </w:pPr>
+    </w:p>
+    <w:p>
+      <w:pPr>
+        <w:pStyle w:val="a9"/>
+        <w:ind w:left="360"/>
+        <w:rPr>
+          <w:rFonts w:hint="eastAsia"/>
+        </w:rPr>
       </w:pPr>
     </w:p>
     <w:p>
@@ -348,7 +438,21 @@
         <w:rPr>
           <w:rFonts w:hint="eastAsia"/>
         </w:rPr>
-        <w:t>不太实用，似乎可以通过常数+一堆sigmoid来逼近任意曲线，通过改变wbc调整</w:t>
+        <w:t>不太实用，似乎可以通过常数+一堆sigmoid来逼近任意曲线，通过改变</w:t>
+      </w:r>
+      <w:proofErr w:type="spellStart"/>
+      <w:r>
+        <w:rPr>
+          <w:rFonts w:hint="eastAsia"/>
+        </w:rPr>
+        <w:t>wbc</w:t>
+      </w:r>
+      <w:proofErr w:type="spellEnd"/>
+      <w:r>
+        <w:rPr>
+          <w:rFonts w:hint="eastAsia"/>
+        </w:rPr>
+        <w:t>调整</w:t>
       </w:r>
     </w:p>
     <w:p>
@@ -379,7 +483,7 @@
                     <pic:cNvPicPr/>
                   </pic:nvPicPr>
                   <pic:blipFill>
-                    <a:blip r:embed="rId8"/>
+                    <a:blip r:embed="rId10"/>
                     <a:stretch>
                       <a:fillRect/>
                     </a:stretch>
@@ -400,6 +504,1798 @@
         </w:drawing>
       </w:r>
     </w:p>
+    <w:p>
+      <w:pPr>
+        <w:pStyle w:val="a9"/>
+        <w:ind w:left="360"/>
+        <w:rPr>
+          <w:rFonts w:hint="eastAsia"/>
+        </w:rPr>
+      </w:pPr>
+    </w:p>
+    <w:p>
+      <w:pPr>
+        <w:pStyle w:val="a9"/>
+        <w:ind w:left="360"/>
+        <w:rPr>
+          <w:rFonts w:hint="eastAsia"/>
+        </w:rPr>
+      </w:pPr>
+      <w:r>
+        <w:rPr>
+          <w:noProof/>
+        </w:rPr>
+        <w:drawing>
+          <wp:inline distT="0" distB="0" distL="0" distR="0" wp14:anchorId="7D575204" wp14:editId="77FFE88D">
+            <wp:extent cx="5274310" cy="3040380"/>
+            <wp:effectExtent l="0" t="0" r="2540" b="7620"/>
+            <wp:docPr id="835483050" name="图片 1"/>
+            <wp:cNvGraphicFramePr>
+              <a:graphicFrameLocks xmlns:a="http://schemas.openxmlformats.org/drawingml/2006/main" noChangeAspect="1"/>
+            </wp:cNvGraphicFramePr>
+            <a:graphic xmlns:a="http://schemas.openxmlformats.org/drawingml/2006/main">
+              <a:graphicData uri="http://schemas.openxmlformats.org/drawingml/2006/picture">
+                <pic:pic xmlns:pic="http://schemas.openxmlformats.org/drawingml/2006/picture">
+                  <pic:nvPicPr>
+                    <pic:cNvPr id="835483050" name=""/>
+                    <pic:cNvPicPr/>
+                  </pic:nvPicPr>
+                  <pic:blipFill>
+                    <a:blip r:embed="rId11"/>
+                    <a:stretch>
+                      <a:fillRect/>
+                    </a:stretch>
+                  </pic:blipFill>
+                  <pic:spPr>
+                    <a:xfrm>
+                      <a:off x="0" y="0"/>
+                      <a:ext cx="5274310" cy="3040380"/>
+                    </a:xfrm>
+                    <a:prstGeom prst="rect">
+                      <a:avLst/>
+                    </a:prstGeom>
+                  </pic:spPr>
+                </pic:pic>
+              </a:graphicData>
+            </a:graphic>
+          </wp:inline>
+        </w:drawing>
+      </w:r>
+    </w:p>
+    <w:p>
+      <w:pPr>
+        <w:pStyle w:val="a9"/>
+        <w:ind w:left="360"/>
+        <w:rPr>
+          <w:rFonts w:hint="eastAsia"/>
+        </w:rPr>
+      </w:pPr>
+    </w:p>
+    <w:p>
+      <w:pPr>
+        <w:pStyle w:val="a9"/>
+        <w:ind w:left="360"/>
+        <w:rPr>
+          <w:rFonts w:hint="eastAsia"/>
+        </w:rPr>
+      </w:pPr>
+      <w:r>
+        <w:rPr>
+          <w:rFonts w:hint="eastAsia"/>
+        </w:rPr>
+        <w:t>Overfitting过拟合</w:t>
+      </w:r>
+      <w:r>
+        <w:rPr>
+          <w:rFonts w:hint="eastAsia"/>
+        </w:rPr>
+        <w:t>：training loss 小 且 testing loss 大</w:t>
+      </w:r>
+    </w:p>
+    <w:p>
+      <w:pPr>
+        <w:pStyle w:val="a9"/>
+        <w:ind w:left="360"/>
+        <w:rPr>
+          <w:rFonts w:hint="eastAsia"/>
+        </w:rPr>
+      </w:pPr>
+      <w:r>
+        <w:rPr>
+          <w:rFonts w:hint="eastAsia"/>
+        </w:rPr>
+        <w:t>试着增加训练集，但是要有道理地自己创造一些训练集</w:t>
+      </w:r>
+    </w:p>
+    <w:p>
+      <w:pPr>
+        <w:pStyle w:val="a9"/>
+        <w:ind w:left="360"/>
+        <w:rPr>
+          <w:rFonts w:hint="eastAsia"/>
+        </w:rPr>
+      </w:pPr>
+      <w:r>
+        <w:rPr>
+          <w:rFonts w:hint="eastAsia"/>
+        </w:rPr>
+        <w:t>降低弹性，限制模型，少神经元</w:t>
+      </w:r>
+    </w:p>
+    <w:p>
+      <w:pPr>
+        <w:pStyle w:val="a9"/>
+        <w:ind w:left="360"/>
+        <w:rPr>
+          <w:rFonts w:hint="eastAsia"/>
+        </w:rPr>
+      </w:pPr>
+    </w:p>
+    <w:p>
+      <w:pPr>
+        <w:pStyle w:val="a9"/>
+        <w:ind w:left="360"/>
+        <w:rPr>
+          <w:rFonts w:hint="eastAsia"/>
+        </w:rPr>
+      </w:pPr>
+    </w:p>
+    <w:p>
+      <w:pPr>
+        <w:pStyle w:val="a9"/>
+        <w:ind w:left="360"/>
+        <w:rPr>
+          <w:rFonts w:hint="eastAsia"/>
+        </w:rPr>
+      </w:pPr>
+    </w:p>
+    <w:p>
+      <w:pPr>
+        <w:pStyle w:val="a9"/>
+        <w:ind w:left="360"/>
+        <w:rPr>
+          <w:rFonts w:hint="eastAsia"/>
+        </w:rPr>
+      </w:pPr>
+    </w:p>
+    <w:p>
+      <w:pPr>
+        <w:pStyle w:val="a9"/>
+        <w:ind w:left="360"/>
+        <w:rPr>
+          <w:rFonts w:hint="eastAsia"/>
+        </w:rPr>
+      </w:pPr>
+    </w:p>
+    <w:p>
+      <w:pPr>
+        <w:pStyle w:val="a9"/>
+        <w:ind w:left="360"/>
+        <w:rPr>
+          <w:rFonts w:hint="eastAsia"/>
+        </w:rPr>
+      </w:pPr>
+    </w:p>
+    <w:p>
+      <w:pPr>
+        <w:pStyle w:val="a9"/>
+        <w:ind w:left="360"/>
+        <w:rPr>
+          <w:rFonts w:hint="eastAsia"/>
+        </w:rPr>
+      </w:pPr>
+    </w:p>
+    <w:p>
+      <w:pPr>
+        <w:pStyle w:val="a9"/>
+        <w:ind w:left="360"/>
+        <w:rPr>
+          <w:rFonts w:hint="eastAsia"/>
+        </w:rPr>
+      </w:pPr>
+    </w:p>
+    <w:p>
+      <w:pPr>
+        <w:pStyle w:val="a9"/>
+        <w:ind w:left="360"/>
+        <w:rPr>
+          <w:rFonts w:hint="eastAsia"/>
+        </w:rPr>
+      </w:pPr>
+      <w:r>
+        <w:rPr>
+          <w:rFonts w:hint="eastAsia"/>
+        </w:rPr>
+        <w:lastRenderedPageBreak/>
+        <w:t>李沐：</w:t>
+      </w:r>
+    </w:p>
+    <w:p>
+      <w:pPr>
+        <w:pStyle w:val="a9"/>
+        <w:ind w:left="360"/>
+        <w:rPr>
+          <w:rFonts w:hint="eastAsia"/>
+        </w:rPr>
+      </w:pPr>
+      <w:r>
+        <w:rPr>
+          <w:rFonts w:hint="eastAsia"/>
+        </w:rPr>
+        <w:t>线性回归</w:t>
+      </w:r>
+    </w:p>
+    <w:p>
+      <w:pPr>
+        <w:pStyle w:val="a9"/>
+        <w:ind w:left="360"/>
+        <w:rPr>
+          <w:rFonts w:hint="eastAsia"/>
+        </w:rPr>
+      </w:pPr>
+      <w:r>
+        <w:rPr>
+          <w:noProof/>
+        </w:rPr>
+        <w:drawing>
+          <wp:inline distT="0" distB="0" distL="0" distR="0" wp14:anchorId="16BE920A" wp14:editId="78E1E149">
+            <wp:extent cx="2724031" cy="1350987"/>
+            <wp:effectExtent l="0" t="0" r="635" b="1905"/>
+            <wp:docPr id="204509287" name="图片 1"/>
+            <wp:cNvGraphicFramePr>
+              <a:graphicFrameLocks xmlns:a="http://schemas.openxmlformats.org/drawingml/2006/main" noChangeAspect="1"/>
+            </wp:cNvGraphicFramePr>
+            <a:graphic xmlns:a="http://schemas.openxmlformats.org/drawingml/2006/main">
+              <a:graphicData uri="http://schemas.openxmlformats.org/drawingml/2006/picture">
+                <pic:pic xmlns:pic="http://schemas.openxmlformats.org/drawingml/2006/picture">
+                  <pic:nvPicPr>
+                    <pic:cNvPr id="204509287" name=""/>
+                    <pic:cNvPicPr/>
+                  </pic:nvPicPr>
+                  <pic:blipFill>
+                    <a:blip r:embed="rId12"/>
+                    <a:stretch>
+                      <a:fillRect/>
+                    </a:stretch>
+                  </pic:blipFill>
+                  <pic:spPr>
+                    <a:xfrm>
+                      <a:off x="0" y="0"/>
+                      <a:ext cx="2739970" cy="1358892"/>
+                    </a:xfrm>
+                    <a:prstGeom prst="rect">
+                      <a:avLst/>
+                    </a:prstGeom>
+                  </pic:spPr>
+                </pic:pic>
+              </a:graphicData>
+            </a:graphic>
+          </wp:inline>
+        </w:drawing>
+      </w:r>
+    </w:p>
+    <w:p>
+      <w:pPr>
+        <w:pStyle w:val="a9"/>
+        <w:ind w:left="360"/>
+        <w:rPr>
+          <w:rFonts w:hint="eastAsia"/>
+        </w:rPr>
+      </w:pPr>
+      <w:r>
+        <w:rPr>
+          <w:rFonts w:hint="eastAsia"/>
+        </w:rPr>
+        <w:t>目的就是最小化损失得到w和b</w:t>
+      </w:r>
+    </w:p>
+    <w:p>
+      <w:pPr>
+        <w:pStyle w:val="a9"/>
+        <w:ind w:left="360"/>
+        <w:rPr>
+          <w:rFonts w:hint="eastAsia"/>
+        </w:rPr>
+      </w:pPr>
+      <w:r>
+        <w:rPr>
+          <w:rFonts w:hint="eastAsia"/>
+        </w:rPr>
+        <w:t>梯度下降是一个很费时间的优化方法，一般取b</w:t>
+      </w:r>
+      <w:proofErr w:type="gramStart"/>
+      <w:r>
+        <w:rPr>
+          <w:rFonts w:hint="eastAsia"/>
+        </w:rPr>
+        <w:t>个</w:t>
+      </w:r>
+      <w:proofErr w:type="gramEnd"/>
+      <w:r>
+        <w:rPr>
+          <w:rFonts w:hint="eastAsia"/>
+        </w:rPr>
+        <w:t>样本近似损失</w:t>
+      </w:r>
+    </w:p>
+    <w:p>
+      <w:pPr>
+        <w:pStyle w:val="a9"/>
+        <w:ind w:left="360"/>
+        <w:rPr>
+          <w:rFonts w:hint="eastAsia"/>
+        </w:rPr>
+      </w:pPr>
+    </w:p>
+    <w:p>
+      <w:pPr>
+        <w:pStyle w:val="a9"/>
+        <w:ind w:left="360"/>
+        <w:rPr>
+          <w:rFonts w:hint="eastAsia"/>
+        </w:rPr>
+      </w:pPr>
+      <w:proofErr w:type="spellStart"/>
+      <w:r>
+        <w:rPr>
+          <w:rFonts w:hint="eastAsia"/>
+        </w:rPr>
+        <w:t>Softmax</w:t>
+      </w:r>
+      <w:proofErr w:type="spellEnd"/>
+      <w:r>
+        <w:rPr>
+          <w:rFonts w:hint="eastAsia"/>
+        </w:rPr>
+        <w:t>回归</w:t>
+      </w:r>
+    </w:p>
+    <w:p>
+      <w:pPr>
+        <w:pStyle w:val="a9"/>
+        <w:ind w:left="360"/>
+        <w:rPr>
+          <w:rFonts w:hint="eastAsia"/>
+        </w:rPr>
+      </w:pPr>
+      <w:r>
+        <w:rPr>
+          <w:rFonts w:hint="eastAsia"/>
+        </w:rPr>
+        <w:t>识图方面</w:t>
+      </w:r>
+    </w:p>
+    <w:p>
+      <w:pPr>
+        <w:pStyle w:val="a9"/>
+        <w:ind w:left="360"/>
+        <w:rPr>
+          <w:rFonts w:hint="eastAsia"/>
+        </w:rPr>
+      </w:pPr>
+      <w:r>
+        <w:rPr>
+          <w:rFonts w:hint="eastAsia"/>
+        </w:rPr>
+        <w:t>适用分类</w:t>
+      </w:r>
+    </w:p>
+    <w:p>
+      <w:pPr>
+        <w:pStyle w:val="a9"/>
+        <w:ind w:left="360"/>
+        <w:rPr>
+          <w:rFonts w:hint="eastAsia"/>
+        </w:rPr>
+      </w:pPr>
+      <w:r>
+        <w:rPr>
+          <w:rFonts w:hint="eastAsia"/>
+        </w:rPr>
+        <w:t>要对类别进行编码，是这个类，该类为1其余为0</w:t>
+      </w:r>
+    </w:p>
+    <w:p>
+      <w:pPr>
+        <w:pStyle w:val="a9"/>
+        <w:ind w:left="360"/>
+        <w:rPr>
+          <w:rFonts w:hint="eastAsia"/>
+        </w:rPr>
+      </w:pPr>
+      <w:r>
+        <w:rPr>
+          <w:rFonts w:hint="eastAsia"/>
+        </w:rPr>
+        <w:t>要使对应的类在某个</w:t>
+      </w:r>
+      <w:proofErr w:type="gramStart"/>
+      <w:r>
+        <w:rPr>
+          <w:rFonts w:hint="eastAsia"/>
+        </w:rPr>
+        <w:t>置信值</w:t>
+      </w:r>
+      <w:proofErr w:type="gramEnd"/>
+      <w:r>
+        <w:rPr>
+          <w:rFonts w:hint="eastAsia"/>
+        </w:rPr>
+        <w:t>区间</w:t>
+      </w:r>
+    </w:p>
+    <w:p>
+      <w:pPr>
+        <w:pStyle w:val="a9"/>
+        <w:ind w:left="360"/>
+        <w:rPr>
+          <w:rFonts w:hint="eastAsia"/>
+        </w:rPr>
+      </w:pPr>
+      <w:r>
+        <w:rPr>
+          <w:rFonts w:hint="eastAsia"/>
+        </w:rPr>
+        <w:t>交叉熵：</w:t>
+      </w:r>
+      <w:r>
+        <w:rPr>
+          <w:rFonts w:hint="eastAsia"/>
+        </w:rPr>
+        <w:t>可以用于做损失函数，因为它可以映射两个概率的接近程度</w:t>
+      </w:r>
+    </w:p>
+    <w:p>
+      <w:pPr>
+        <w:pStyle w:val="a9"/>
+        <w:ind w:left="360"/>
+        <w:rPr>
+          <w:rFonts w:hint="eastAsia"/>
+        </w:rPr>
+      </w:pPr>
+      <w:r>
+        <w:rPr>
+          <w:rFonts w:hint="eastAsia"/>
+        </w:rPr>
+        <w:t>损失函数：衡量预测值和真实值的区别 “loss</w:t>
+      </w:r>
+      <w:r>
+        <w:t>”</w:t>
+      </w:r>
+    </w:p>
+    <w:p>
+      <w:pPr>
+        <w:pStyle w:val="a9"/>
+        <w:ind w:left="360"/>
+        <w:rPr>
+          <w:rFonts w:hint="eastAsia"/>
+        </w:rPr>
+      </w:pPr>
+      <w:r>
+        <w:rPr>
+          <w:rFonts w:hint="eastAsia"/>
+        </w:rPr>
+        <w:t>L2loss 均方损失 1/2 Δy的平方</w:t>
+      </w:r>
+    </w:p>
+    <w:p>
+      <w:pPr>
+        <w:pStyle w:val="a9"/>
+        <w:ind w:left="360"/>
+        <w:rPr>
+          <w:rFonts w:hint="eastAsia"/>
+        </w:rPr>
+      </w:pPr>
+      <w:r>
+        <w:rPr>
+          <w:rFonts w:hint="eastAsia"/>
+        </w:rPr>
+        <w:t>L1loss Δy的绝对值 末期不稳定，0处</w:t>
+      </w:r>
+      <w:proofErr w:type="gramStart"/>
+      <w:r>
+        <w:rPr>
+          <w:rFonts w:hint="eastAsia"/>
+        </w:rPr>
+        <w:t>不</w:t>
+      </w:r>
+      <w:proofErr w:type="gramEnd"/>
+      <w:r>
+        <w:rPr>
+          <w:rFonts w:hint="eastAsia"/>
+        </w:rPr>
+        <w:t>可导的缘故</w:t>
+      </w:r>
+    </w:p>
+    <w:p>
+      <w:pPr>
+        <w:pStyle w:val="a9"/>
+        <w:ind w:left="360"/>
+        <w:rPr>
+          <w:rFonts w:hint="eastAsia"/>
+        </w:rPr>
+      </w:pPr>
+      <w:r>
+        <w:rPr>
+          <w:rFonts w:hint="eastAsia"/>
+        </w:rPr>
+        <w:t>Huber s robust loss</w:t>
+      </w:r>
+      <w:r>
+        <w:rPr>
+          <w:noProof/>
+        </w:rPr>
+        <w:drawing>
+          <wp:inline distT="0" distB="0" distL="0" distR="0" wp14:anchorId="43DEC052" wp14:editId="364B39A9">
+            <wp:extent cx="5274310" cy="1464945"/>
+            <wp:effectExtent l="0" t="0" r="2540" b="1905"/>
+            <wp:docPr id="62898827" name="图片 1"/>
+            <wp:cNvGraphicFramePr>
+              <a:graphicFrameLocks xmlns:a="http://schemas.openxmlformats.org/drawingml/2006/main" noChangeAspect="1"/>
+            </wp:cNvGraphicFramePr>
+            <a:graphic xmlns:a="http://schemas.openxmlformats.org/drawingml/2006/main">
+              <a:graphicData uri="http://schemas.openxmlformats.org/drawingml/2006/picture">
+                <pic:pic xmlns:pic="http://schemas.openxmlformats.org/drawingml/2006/picture">
+                  <pic:nvPicPr>
+                    <pic:cNvPr id="62898827" name=""/>
+                    <pic:cNvPicPr/>
+                  </pic:nvPicPr>
+                  <pic:blipFill>
+                    <a:blip r:embed="rId13"/>
+                    <a:stretch>
+                      <a:fillRect/>
+                    </a:stretch>
+                  </pic:blipFill>
+                  <pic:spPr>
+                    <a:xfrm>
+                      <a:off x="0" y="0"/>
+                      <a:ext cx="5274310" cy="1464945"/>
+                    </a:xfrm>
+                    <a:prstGeom prst="rect">
+                      <a:avLst/>
+                    </a:prstGeom>
+                  </pic:spPr>
+                </pic:pic>
+              </a:graphicData>
+            </a:graphic>
+          </wp:inline>
+        </w:drawing>
+      </w:r>
+    </w:p>
+    <w:p>
+      <w:pPr>
+        <w:pStyle w:val="a9"/>
+        <w:ind w:left="360"/>
+        <w:rPr>
+          <w:rFonts w:hint="eastAsia"/>
+        </w:rPr>
+      </w:pPr>
+    </w:p>
+    <w:p>
+      <w:pPr>
+        <w:pStyle w:val="a9"/>
+        <w:ind w:left="360"/>
+        <w:rPr>
+          <w:rFonts w:hint="eastAsia"/>
+        </w:rPr>
+      </w:pPr>
+    </w:p>
+    <w:p>
+      <w:pPr>
+        <w:pStyle w:val="a9"/>
+        <w:ind w:left="360"/>
+        <w:rPr>
+          <w:rFonts w:hint="eastAsia"/>
+        </w:rPr>
+      </w:pPr>
+    </w:p>
+    <w:p>
+      <w:pPr>
+        <w:pStyle w:val="a9"/>
+        <w:ind w:left="360"/>
+        <w:rPr>
+          <w:rFonts w:hint="eastAsia"/>
+        </w:rPr>
+      </w:pPr>
+      <w:r>
+        <w:rPr>
+          <w:rFonts w:hint="eastAsia"/>
+        </w:rPr>
+        <w:t>感知机是一个二分类模型</w:t>
+      </w:r>
+    </w:p>
+    <w:p>
+      <w:pPr>
+        <w:pStyle w:val="a9"/>
+        <w:ind w:left="360"/>
+        <w:rPr>
+          <w:rFonts w:hint="eastAsia"/>
+        </w:rPr>
+      </w:pPr>
+      <w:r>
+        <w:rPr>
+          <w:rFonts w:hint="eastAsia"/>
+        </w:rPr>
+        <w:t>求解算法等价于使用批量大小为1的梯度下降</w:t>
+      </w:r>
+    </w:p>
+    <w:p>
+      <w:pPr>
+        <w:pStyle w:val="a9"/>
+        <w:ind w:left="360"/>
+        <w:rPr>
+          <w:rFonts w:hint="eastAsia"/>
+        </w:rPr>
+      </w:pPr>
+      <w:r>
+        <w:rPr>
+          <w:rFonts w:hint="eastAsia"/>
+        </w:rPr>
+        <w:t>不可</w:t>
+      </w:r>
+      <w:r>
+        <w:rPr>
+          <w:rFonts w:hint="eastAsia"/>
+        </w:rPr>
+        <w:t>拟合</w:t>
+      </w:r>
+      <w:proofErr w:type="spellStart"/>
+      <w:r>
+        <w:rPr>
+          <w:rFonts w:hint="eastAsia"/>
+        </w:rPr>
+        <w:t>xor</w:t>
+      </w:r>
+      <w:proofErr w:type="spellEnd"/>
+      <w:r>
+        <w:rPr>
+          <w:rFonts w:hint="eastAsia"/>
+        </w:rPr>
+        <w:t>函数，据说可以用多层感知机解决</w:t>
+      </w:r>
+    </w:p>
+    <w:p>
+      <w:pPr>
+        <w:pStyle w:val="a9"/>
+        <w:ind w:left="360"/>
+        <w:rPr>
+          <w:rFonts w:hint="eastAsia"/>
+        </w:rPr>
+      </w:pPr>
+      <w:r>
+        <w:rPr>
+          <w:rFonts w:hint="eastAsia"/>
+        </w:rPr>
+        <w:t>需要个非线性的激活函数，为了实现非线性的拟合</w:t>
+      </w:r>
+    </w:p>
+    <w:p>
+      <w:pPr>
+        <w:pStyle w:val="a9"/>
+        <w:ind w:left="360"/>
+        <w:rPr>
+          <w:rFonts w:hint="eastAsia"/>
+        </w:rPr>
+      </w:pPr>
+      <w:proofErr w:type="spellStart"/>
+      <w:r>
+        <w:rPr>
+          <w:rFonts w:hint="eastAsia"/>
+        </w:rPr>
+        <w:t>Sigmod</w:t>
+      </w:r>
+      <w:proofErr w:type="spellEnd"/>
+      <w:r>
+        <w:rPr>
+          <w:rFonts w:hint="eastAsia"/>
+        </w:rPr>
+        <w:t>，tanh，</w:t>
+      </w:r>
+      <w:proofErr w:type="spellStart"/>
+      <w:r>
+        <w:rPr>
+          <w:rFonts w:hint="eastAsia"/>
+        </w:rPr>
+        <w:t>relu</w:t>
+      </w:r>
+      <w:proofErr w:type="spellEnd"/>
+      <w:r>
+        <w:rPr>
+          <w:rFonts w:hint="eastAsia"/>
+        </w:rPr>
+        <w:t xml:space="preserve">（一刀切，效率快）    </w:t>
+      </w:r>
+      <w:proofErr w:type="spellStart"/>
+      <w:r>
+        <w:rPr>
+          <w:rFonts w:hint="eastAsia"/>
+        </w:rPr>
+        <w:t>gelu</w:t>
+      </w:r>
+      <w:proofErr w:type="spellEnd"/>
+      <w:r>
+        <w:rPr>
+          <w:rFonts w:hint="eastAsia"/>
+        </w:rPr>
+        <w:t>对</w:t>
+      </w:r>
+      <w:proofErr w:type="spellStart"/>
+      <w:r>
+        <w:rPr>
+          <w:rFonts w:hint="eastAsia"/>
+        </w:rPr>
+        <w:t>relu</w:t>
+      </w:r>
+      <w:proofErr w:type="spellEnd"/>
+      <w:r>
+        <w:rPr>
+          <w:rFonts w:hint="eastAsia"/>
+        </w:rPr>
+        <w:t>的拐角进行柔和的处理，使得其对比较小的x不至于一刀切，仅仅是响应小</w:t>
+      </w:r>
+    </w:p>
+    <w:p>
+      <w:pPr>
+        <w:pStyle w:val="a9"/>
+        <w:ind w:left="360"/>
+        <w:rPr>
+          <w:rFonts w:hint="eastAsia"/>
+        </w:rPr>
+      </w:pPr>
+      <w:r>
+        <w:rPr>
+          <w:noProof/>
+        </w:rPr>
+        <w:lastRenderedPageBreak/>
+        <w:drawing>
+          <wp:inline distT="0" distB="0" distL="0" distR="0" wp14:anchorId="5861F819" wp14:editId="769549A4">
+            <wp:extent cx="3278038" cy="4334467"/>
+            <wp:effectExtent l="0" t="0" r="0" b="9525"/>
+            <wp:docPr id="1569320288" name="图片 1"/>
+            <wp:cNvGraphicFramePr>
+              <a:graphicFrameLocks xmlns:a="http://schemas.openxmlformats.org/drawingml/2006/main" noChangeAspect="1"/>
+            </wp:cNvGraphicFramePr>
+            <a:graphic xmlns:a="http://schemas.openxmlformats.org/drawingml/2006/main">
+              <a:graphicData uri="http://schemas.openxmlformats.org/drawingml/2006/picture">
+                <pic:pic xmlns:pic="http://schemas.openxmlformats.org/drawingml/2006/picture">
+                  <pic:nvPicPr>
+                    <pic:cNvPr id="1569320288" name=""/>
+                    <pic:cNvPicPr/>
+                  </pic:nvPicPr>
+                  <pic:blipFill>
+                    <a:blip r:embed="rId14"/>
+                    <a:stretch>
+                      <a:fillRect/>
+                    </a:stretch>
+                  </pic:blipFill>
+                  <pic:spPr>
+                    <a:xfrm>
+                      <a:off x="0" y="0"/>
+                      <a:ext cx="3281666" cy="4339265"/>
+                    </a:xfrm>
+                    <a:prstGeom prst="rect">
+                      <a:avLst/>
+                    </a:prstGeom>
+                  </pic:spPr>
+                </pic:pic>
+              </a:graphicData>
+            </a:graphic>
+          </wp:inline>
+        </w:drawing>
+      </w:r>
+    </w:p>
+    <w:p>
+      <w:pPr>
+        <w:pStyle w:val="a9"/>
+        <w:ind w:left="360"/>
+        <w:rPr>
+          <w:rFonts w:hint="eastAsia"/>
+        </w:rPr>
+      </w:pPr>
+    </w:p>
+    <w:p>
+      <w:pPr>
+        <w:pStyle w:val="a9"/>
+        <w:ind w:left="360"/>
+        <w:rPr>
+          <w:rFonts w:hint="eastAsia"/>
+        </w:rPr>
+      </w:pPr>
+    </w:p>
+    <w:p>
+      <w:pPr>
+        <w:pStyle w:val="a9"/>
+        <w:ind w:left="360"/>
+        <w:rPr>
+          <w:rFonts w:hint="eastAsia"/>
+        </w:rPr>
+      </w:pPr>
+      <w:r>
+        <w:rPr>
+          <w:rFonts w:hint="eastAsia"/>
+        </w:rPr>
+        <w:t>训练误差是模型在训练数据上的误差</w:t>
+      </w:r>
+    </w:p>
+    <w:p>
+      <w:pPr>
+        <w:pStyle w:val="a9"/>
+        <w:ind w:left="360"/>
+        <w:rPr>
+          <w:rFonts w:hint="eastAsia"/>
+        </w:rPr>
+      </w:pPr>
+      <w:r>
+        <w:rPr>
+          <w:rFonts w:hint="eastAsia"/>
+        </w:rPr>
+        <w:t>泛化误差是模型在新数据上的误差</w:t>
+      </w:r>
+    </w:p>
+    <w:p>
+      <w:pPr>
+        <w:pStyle w:val="a9"/>
+        <w:ind w:left="360"/>
+        <w:rPr>
+          <w:rFonts w:hint="eastAsia"/>
+        </w:rPr>
+      </w:pPr>
+      <w:r>
+        <w:rPr>
+          <w:rFonts w:hint="eastAsia"/>
+        </w:rPr>
+        <w:t>验证数据集是评估模型好坏的数据集</w:t>
+      </w:r>
+    </w:p>
+    <w:p>
+      <w:pPr>
+        <w:pStyle w:val="a9"/>
+        <w:ind w:left="360"/>
+        <w:rPr>
+          <w:rFonts w:hint="eastAsia"/>
+        </w:rPr>
+      </w:pPr>
+      <w:r>
+        <w:rPr>
+          <w:rFonts w:hint="eastAsia"/>
+        </w:rPr>
+        <w:t>测试数据</w:t>
+      </w:r>
+      <w:proofErr w:type="gramStart"/>
+      <w:r>
+        <w:rPr>
+          <w:rFonts w:hint="eastAsia"/>
+        </w:rPr>
+        <w:t>集用于</w:t>
+      </w:r>
+      <w:proofErr w:type="gramEnd"/>
+      <w:r>
+        <w:rPr>
+          <w:rFonts w:hint="eastAsia"/>
+        </w:rPr>
+        <w:t>预测：只用一次</w:t>
+      </w:r>
+    </w:p>
+    <w:p>
+      <w:pPr>
+        <w:pStyle w:val="a9"/>
+        <w:ind w:left="360"/>
+        <w:rPr>
+          <w:rFonts w:hint="eastAsia"/>
+        </w:rPr>
+      </w:pPr>
+      <w:r>
+        <w:rPr>
+          <w:rFonts w:hint="eastAsia"/>
+        </w:rPr>
+        <w:t>训练数据不要和验证数据集混在一起，不然会导致模型出现虚假的高度拟合</w:t>
+      </w:r>
+    </w:p>
+    <w:p>
+      <w:pPr>
+        <w:pStyle w:val="a9"/>
+        <w:ind w:left="360"/>
+        <w:rPr>
+          <w:rFonts w:hint="eastAsia"/>
+        </w:rPr>
+      </w:pPr>
+      <w:r>
+        <w:rPr>
+          <w:rFonts w:hint="eastAsia"/>
+        </w:rPr>
+        <w:t>数据不够的时候使用k-fold交叉验证，前k-1份训练，第k份验证</w:t>
+      </w:r>
+    </w:p>
+    <w:p>
+      <w:pPr>
+        <w:pStyle w:val="a9"/>
+        <w:ind w:left="360"/>
+        <w:rPr>
+          <w:rFonts w:hint="eastAsia"/>
+        </w:rPr>
+      </w:pPr>
+    </w:p>
+    <w:p>
+      <w:pPr>
+        <w:pStyle w:val="a9"/>
+        <w:ind w:left="360"/>
+        <w:rPr>
+          <w:rFonts w:hint="eastAsia"/>
+        </w:rPr>
+      </w:pPr>
+      <w:r>
+        <w:rPr>
+          <w:noProof/>
+        </w:rPr>
+        <w:lastRenderedPageBreak/>
+        <w:drawing>
+          <wp:inline distT="0" distB="0" distL="0" distR="0" wp14:anchorId="78FD4B37" wp14:editId="283B631C">
+            <wp:extent cx="4296375" cy="2743583"/>
+            <wp:effectExtent l="0" t="0" r="9525" b="0"/>
+            <wp:docPr id="650013066" name="图片 1"/>
+            <wp:cNvGraphicFramePr>
+              <a:graphicFrameLocks xmlns:a="http://schemas.openxmlformats.org/drawingml/2006/main" noChangeAspect="1"/>
+            </wp:cNvGraphicFramePr>
+            <a:graphic xmlns:a="http://schemas.openxmlformats.org/drawingml/2006/main">
+              <a:graphicData uri="http://schemas.openxmlformats.org/drawingml/2006/picture">
+                <pic:pic xmlns:pic="http://schemas.openxmlformats.org/drawingml/2006/picture">
+                  <pic:nvPicPr>
+                    <pic:cNvPr id="650013066" name=""/>
+                    <pic:cNvPicPr/>
+                  </pic:nvPicPr>
+                  <pic:blipFill>
+                    <a:blip r:embed="rId15"/>
+                    <a:stretch>
+                      <a:fillRect/>
+                    </a:stretch>
+                  </pic:blipFill>
+                  <pic:spPr>
+                    <a:xfrm>
+                      <a:off x="0" y="0"/>
+                      <a:ext cx="4296375" cy="2743583"/>
+                    </a:xfrm>
+                    <a:prstGeom prst="rect">
+                      <a:avLst/>
+                    </a:prstGeom>
+                  </pic:spPr>
+                </pic:pic>
+              </a:graphicData>
+            </a:graphic>
+          </wp:inline>
+        </w:drawing>
+      </w:r>
+    </w:p>
+    <w:p>
+      <w:pPr>
+        <w:pStyle w:val="a9"/>
+        <w:ind w:left="360"/>
+        <w:rPr>
+          <w:rFonts w:hint="eastAsia"/>
+        </w:rPr>
+      </w:pPr>
+    </w:p>
+    <w:p>
+      <w:pPr>
+        <w:pStyle w:val="a9"/>
+        <w:ind w:left="360"/>
+        <w:rPr>
+          <w:rFonts w:hint="eastAsia"/>
+        </w:rPr>
+      </w:pPr>
+      <w:r>
+        <w:rPr>
+          <w:rFonts w:hint="eastAsia"/>
+        </w:rPr>
+        <w:t>最优模型是泛化误差最小处</w:t>
+      </w:r>
+      <w:r>
+        <w:br/>
+      </w:r>
+    </w:p>
+    <w:p>
+      <w:pPr>
+        <w:pStyle w:val="a9"/>
+        <w:ind w:left="360"/>
+        <w:rPr>
+          <w:rFonts w:hint="eastAsia"/>
+        </w:rPr>
+      </w:pPr>
+    </w:p>
+    <w:p>
+      <w:pPr>
+        <w:pStyle w:val="a9"/>
+        <w:ind w:left="360"/>
+        <w:rPr>
+          <w:rFonts w:hint="eastAsia"/>
+        </w:rPr>
+      </w:pPr>
+    </w:p>
+    <w:p>
+      <w:pPr>
+        <w:pStyle w:val="a9"/>
+        <w:ind w:left="360"/>
+        <w:rPr>
+          <w:rFonts w:hint="eastAsia"/>
+        </w:rPr>
+      </w:pPr>
+      <w:r>
+        <w:rPr>
+          <w:rFonts w:hint="eastAsia"/>
+        </w:rPr>
+        <w:t>权重衰退</w:t>
+      </w:r>
+    </w:p>
+    <w:p>
+      <w:pPr>
+        <w:pStyle w:val="a9"/>
+        <w:ind w:left="360"/>
+        <w:rPr>
+          <w:rFonts w:hint="eastAsia"/>
+        </w:rPr>
+      </w:pPr>
+      <w:r>
+        <w:rPr>
+          <w:noProof/>
+        </w:rPr>
+        <w:drawing>
+          <wp:inline distT="0" distB="0" distL="0" distR="0" wp14:anchorId="5A49F004" wp14:editId="572B8F99">
+            <wp:extent cx="5274310" cy="2266950"/>
+            <wp:effectExtent l="0" t="0" r="2540" b="0"/>
+            <wp:docPr id="191267805" name="图片 1"/>
+            <wp:cNvGraphicFramePr>
+              <a:graphicFrameLocks xmlns:a="http://schemas.openxmlformats.org/drawingml/2006/main" noChangeAspect="1"/>
+            </wp:cNvGraphicFramePr>
+            <a:graphic xmlns:a="http://schemas.openxmlformats.org/drawingml/2006/main">
+              <a:graphicData uri="http://schemas.openxmlformats.org/drawingml/2006/picture">
+                <pic:pic xmlns:pic="http://schemas.openxmlformats.org/drawingml/2006/picture">
+                  <pic:nvPicPr>
+                    <pic:cNvPr id="191267805" name=""/>
+                    <pic:cNvPicPr/>
+                  </pic:nvPicPr>
+                  <pic:blipFill>
+                    <a:blip r:embed="rId16"/>
+                    <a:stretch>
+                      <a:fillRect/>
+                    </a:stretch>
+                  </pic:blipFill>
+                  <pic:spPr>
+                    <a:xfrm>
+                      <a:off x="0" y="0"/>
+                      <a:ext cx="5274310" cy="2266950"/>
+                    </a:xfrm>
+                    <a:prstGeom prst="rect">
+                      <a:avLst/>
+                    </a:prstGeom>
+                  </pic:spPr>
+                </pic:pic>
+              </a:graphicData>
+            </a:graphic>
+          </wp:inline>
+        </w:drawing>
+      </w:r>
+    </w:p>
+    <w:p>
+      <w:pPr>
+        <w:pStyle w:val="a9"/>
+        <w:ind w:left="360"/>
+        <w:rPr>
+          <w:rFonts w:hint="eastAsia"/>
+        </w:rPr>
+      </w:pPr>
+      <w:r>
+        <w:rPr>
+          <w:noProof/>
+        </w:rPr>
+        <w:lastRenderedPageBreak/>
+        <w:drawing>
+          <wp:inline distT="0" distB="0" distL="0" distR="0" wp14:anchorId="12C043AC" wp14:editId="152C4072">
+            <wp:extent cx="5274310" cy="2870835"/>
+            <wp:effectExtent l="0" t="0" r="2540" b="5715"/>
+            <wp:docPr id="764635070" name="图片 1"/>
+            <wp:cNvGraphicFramePr>
+              <a:graphicFrameLocks xmlns:a="http://schemas.openxmlformats.org/drawingml/2006/main" noChangeAspect="1"/>
+            </wp:cNvGraphicFramePr>
+            <a:graphic xmlns:a="http://schemas.openxmlformats.org/drawingml/2006/main">
+              <a:graphicData uri="http://schemas.openxmlformats.org/drawingml/2006/picture">
+                <pic:pic xmlns:pic="http://schemas.openxmlformats.org/drawingml/2006/picture">
+                  <pic:nvPicPr>
+                    <pic:cNvPr id="764635070" name=""/>
+                    <pic:cNvPicPr/>
+                  </pic:nvPicPr>
+                  <pic:blipFill>
+                    <a:blip r:embed="rId17"/>
+                    <a:stretch>
+                      <a:fillRect/>
+                    </a:stretch>
+                  </pic:blipFill>
+                  <pic:spPr>
+                    <a:xfrm>
+                      <a:off x="0" y="0"/>
+                      <a:ext cx="5274310" cy="2870835"/>
+                    </a:xfrm>
+                    <a:prstGeom prst="rect">
+                      <a:avLst/>
+                    </a:prstGeom>
+                  </pic:spPr>
+                </pic:pic>
+              </a:graphicData>
+            </a:graphic>
+          </wp:inline>
+        </w:drawing>
+      </w:r>
+    </w:p>
+    <w:p>
+      <w:pPr>
+        <w:pStyle w:val="a9"/>
+        <w:ind w:left="360"/>
+        <w:rPr>
+          <w:rFonts w:hint="eastAsia"/>
+        </w:rPr>
+      </w:pPr>
+    </w:p>
+    <w:p>
+      <w:pPr>
+        <w:pStyle w:val="a9"/>
+        <w:ind w:left="360"/>
+        <w:rPr>
+          <w:rFonts w:hint="eastAsia"/>
+        </w:rPr>
+      </w:pPr>
+    </w:p>
+    <w:p>
+      <w:pPr>
+        <w:pStyle w:val="a9"/>
+        <w:ind w:left="360"/>
+        <w:rPr>
+          <w:rFonts w:hint="eastAsia"/>
+        </w:rPr>
+      </w:pPr>
+    </w:p>
+    <w:p>
+      <w:pPr>
+        <w:pStyle w:val="a9"/>
+        <w:ind w:left="360"/>
+        <w:rPr>
+          <w:rFonts w:hint="eastAsia"/>
+        </w:rPr>
+      </w:pPr>
+      <w:r>
+        <w:rPr>
+          <w:rFonts w:hint="eastAsia"/>
+        </w:rPr>
+        <w:t>丢弃法：在层之间加入噪音</w:t>
+      </w:r>
+    </w:p>
+    <w:p>
+      <w:pPr>
+        <w:pStyle w:val="a9"/>
+        <w:ind w:left="360"/>
+        <w:rPr>
+          <w:rFonts w:hint="eastAsia"/>
+        </w:rPr>
+      </w:pPr>
+      <w:r>
+        <w:rPr>
+          <w:noProof/>
+        </w:rPr>
+        <w:drawing>
+          <wp:inline distT="0" distB="0" distL="0" distR="0" wp14:anchorId="1B226E35" wp14:editId="12EAA646">
+            <wp:extent cx="3572374" cy="3143689"/>
+            <wp:effectExtent l="0" t="0" r="9525" b="0"/>
+            <wp:docPr id="1700756800" name="图片 1"/>
+            <wp:cNvGraphicFramePr>
+              <a:graphicFrameLocks xmlns:a="http://schemas.openxmlformats.org/drawingml/2006/main" noChangeAspect="1"/>
+            </wp:cNvGraphicFramePr>
+            <a:graphic xmlns:a="http://schemas.openxmlformats.org/drawingml/2006/main">
+              <a:graphicData uri="http://schemas.openxmlformats.org/drawingml/2006/picture">
+                <pic:pic xmlns:pic="http://schemas.openxmlformats.org/drawingml/2006/picture">
+                  <pic:nvPicPr>
+                    <pic:cNvPr id="1700756800" name=""/>
+                    <pic:cNvPicPr/>
+                  </pic:nvPicPr>
+                  <pic:blipFill>
+                    <a:blip r:embed="rId18"/>
+                    <a:stretch>
+                      <a:fillRect/>
+                    </a:stretch>
+                  </pic:blipFill>
+                  <pic:spPr>
+                    <a:xfrm>
+                      <a:off x="0" y="0"/>
+                      <a:ext cx="3572374" cy="3143689"/>
+                    </a:xfrm>
+                    <a:prstGeom prst="rect">
+                      <a:avLst/>
+                    </a:prstGeom>
+                  </pic:spPr>
+                </pic:pic>
+              </a:graphicData>
+            </a:graphic>
+          </wp:inline>
+        </w:drawing>
+      </w:r>
+    </w:p>
+    <w:p>
+      <w:pPr>
+        <w:pStyle w:val="a9"/>
+        <w:ind w:left="360"/>
+        <w:rPr>
+          <w:rFonts w:hint="eastAsia"/>
+        </w:rPr>
+      </w:pPr>
+    </w:p>
+    <w:p>
+      <w:pPr>
+        <w:pStyle w:val="a9"/>
+        <w:ind w:left="360"/>
+        <w:rPr>
+          <w:rFonts w:hint="eastAsia"/>
+        </w:rPr>
+      </w:pPr>
+    </w:p>
+    <w:p>
+      <w:pPr>
+        <w:pStyle w:val="a9"/>
+        <w:ind w:left="360"/>
+        <w:rPr>
+          <w:rFonts w:hint="eastAsia"/>
+        </w:rPr>
+      </w:pPr>
+    </w:p>
+    <w:p>
+      <w:pPr>
+        <w:pStyle w:val="a9"/>
+        <w:ind w:left="360"/>
+      </w:pPr>
+      <w:r>
+        <w:rPr>
+          <w:rFonts w:hint="eastAsia"/>
+        </w:rPr>
+        <w:t>卷积</w:t>
+      </w:r>
+    </w:p>
+    <w:p>
+      <w:pPr>
+        <w:pStyle w:val="a9"/>
+        <w:ind w:left="360"/>
+        <w:rPr>
+          <w:rFonts w:hint="eastAsia"/>
+        </w:rPr>
+      </w:pPr>
+      <w:r>
+        <w:rPr>
+          <w:rFonts w:hint="eastAsia"/>
+        </w:rPr>
+        <w:t>平移不变性</w:t>
+      </w:r>
+      <w:r>
+        <w:rPr>
+          <w:rFonts w:hint="eastAsia"/>
+        </w:rPr>
+        <w:t xml:space="preserve"> </w:t>
+      </w:r>
+      <w:proofErr w:type="spellStart"/>
+      <w:r>
+        <w:t>I</w:t>
+      </w:r>
+      <w:r>
+        <w:rPr>
+          <w:rFonts w:hint="eastAsia"/>
+        </w:rPr>
+        <w:t>,j</w:t>
+      </w:r>
+      <w:proofErr w:type="spellEnd"/>
+      <w:r>
+        <w:rPr>
+          <w:rFonts w:hint="eastAsia"/>
+        </w:rPr>
+        <w:t>维度的改变不影响v的值</w:t>
+      </w:r>
+    </w:p>
+    <w:p>
+      <w:pPr>
+        <w:pStyle w:val="a9"/>
+        <w:ind w:left="360"/>
+      </w:pPr>
+      <w:r>
+        <w:rPr>
+          <w:rFonts w:hint="eastAsia"/>
+        </w:rPr>
+        <w:t>局部性：只考虑Δ</w:t>
+      </w:r>
+      <w:proofErr w:type="spellStart"/>
+      <w:r>
+        <w:rPr>
+          <w:rFonts w:hint="eastAsia"/>
+        </w:rPr>
+        <w:t>a,b</w:t>
+      </w:r>
+      <w:proofErr w:type="spellEnd"/>
+      <w:r>
+        <w:rPr>
+          <w:rFonts w:hint="eastAsia"/>
+        </w:rPr>
+        <w:t>附近的x</w:t>
+      </w:r>
+    </w:p>
+    <w:p>
+      <w:pPr>
+        <w:pStyle w:val="a9"/>
+        <w:ind w:left="360"/>
+      </w:pPr>
+      <w:r>
+        <w:lastRenderedPageBreak/>
+        <w:drawing>
+          <wp:inline distT="0" distB="0" distL="0" distR="0" wp14:anchorId="44939739" wp14:editId="427E88AE">
+            <wp:extent cx="5274310" cy="2825115"/>
+            <wp:effectExtent l="0" t="0" r="2540" b="0"/>
+            <wp:docPr id="1787870397" name="图片 1"/>
+            <wp:cNvGraphicFramePr>
+              <a:graphicFrameLocks xmlns:a="http://schemas.openxmlformats.org/drawingml/2006/main" noChangeAspect="1"/>
+            </wp:cNvGraphicFramePr>
+            <a:graphic xmlns:a="http://schemas.openxmlformats.org/drawingml/2006/main">
+              <a:graphicData uri="http://schemas.openxmlformats.org/drawingml/2006/picture">
+                <pic:pic xmlns:pic="http://schemas.openxmlformats.org/drawingml/2006/picture">
+                  <pic:nvPicPr>
+                    <pic:cNvPr id="1787870397" name=""/>
+                    <pic:cNvPicPr/>
+                  </pic:nvPicPr>
+                  <pic:blipFill>
+                    <a:blip r:embed="rId19"/>
+                    <a:stretch>
+                      <a:fillRect/>
+                    </a:stretch>
+                  </pic:blipFill>
+                  <pic:spPr>
+                    <a:xfrm>
+                      <a:off x="0" y="0"/>
+                      <a:ext cx="5274310" cy="2825115"/>
+                    </a:xfrm>
+                    <a:prstGeom prst="rect">
+                      <a:avLst/>
+                    </a:prstGeom>
+                  </pic:spPr>
+                </pic:pic>
+              </a:graphicData>
+            </a:graphic>
+          </wp:inline>
+        </w:drawing>
+      </w:r>
+    </w:p>
+    <w:p>
+      <w:pPr>
+        <w:pStyle w:val="a9"/>
+        <w:ind w:left="360"/>
+      </w:pPr>
+    </w:p>
+    <w:p>
+      <w:pPr>
+        <w:pStyle w:val="a9"/>
+        <w:ind w:left="360"/>
+      </w:pPr>
+    </w:p>
+    <w:p>
+      <w:pPr>
+        <w:pStyle w:val="a9"/>
+        <w:ind w:left="360"/>
+      </w:pPr>
+    </w:p>
+    <w:p>
+      <w:pPr>
+        <w:pStyle w:val="a9"/>
+        <w:ind w:left="360"/>
+      </w:pPr>
+      <w:r>
+        <w:rPr>
+          <w:rFonts w:hint="eastAsia"/>
+        </w:rPr>
+        <w:t>二位交叉相关</w:t>
+      </w:r>
+    </w:p>
+    <w:p>
+      <w:pPr>
+        <w:pStyle w:val="a9"/>
+        <w:ind w:left="360"/>
+      </w:pPr>
+      <w:r>
+        <w:rPr>
+          <w:rFonts w:hint="eastAsia"/>
+        </w:rPr>
+        <w:t>Input的所有n阶子式（局部性）与n阶kernel做内积得到output</w:t>
+      </w:r>
+    </w:p>
+    <w:p>
+      <w:pPr>
+        <w:pStyle w:val="a9"/>
+        <w:ind w:left="360"/>
+      </w:pPr>
+    </w:p>
+    <w:p>
+      <w:pPr>
+        <w:pStyle w:val="a9"/>
+        <w:ind w:left="360"/>
+      </w:pPr>
+    </w:p>
+    <w:p>
+      <w:pPr>
+        <w:pStyle w:val="a9"/>
+        <w:ind w:left="360"/>
+      </w:pPr>
+    </w:p>
+    <w:p>
+      <w:pPr>
+        <w:pStyle w:val="a9"/>
+        <w:ind w:left="360"/>
+        <w:rPr>
+          <w:rFonts w:hint="eastAsia"/>
+        </w:rPr>
+      </w:pPr>
+      <w:r>
+        <w:drawing>
+          <wp:inline distT="0" distB="0" distL="0" distR="0" wp14:anchorId="38B7995F" wp14:editId="1E72854D">
+            <wp:extent cx="5274310" cy="3642995"/>
+            <wp:effectExtent l="0" t="0" r="2540" b="0"/>
+            <wp:docPr id="83011614" name="图片 1"/>
+            <wp:cNvGraphicFramePr>
+              <a:graphicFrameLocks xmlns:a="http://schemas.openxmlformats.org/drawingml/2006/main" noChangeAspect="1"/>
+            </wp:cNvGraphicFramePr>
+            <a:graphic xmlns:a="http://schemas.openxmlformats.org/drawingml/2006/main">
+              <a:graphicData uri="http://schemas.openxmlformats.org/drawingml/2006/picture">
+                <pic:pic xmlns:pic="http://schemas.openxmlformats.org/drawingml/2006/picture">
+                  <pic:nvPicPr>
+                    <pic:cNvPr id="83011614" name=""/>
+                    <pic:cNvPicPr/>
+                  </pic:nvPicPr>
+                  <pic:blipFill>
+                    <a:blip r:embed="rId20"/>
+                    <a:stretch>
+                      <a:fillRect/>
+                    </a:stretch>
+                  </pic:blipFill>
+                  <pic:spPr>
+                    <a:xfrm>
+                      <a:off x="0" y="0"/>
+                      <a:ext cx="5274310" cy="3642995"/>
+                    </a:xfrm>
+                    <a:prstGeom prst="rect">
+                      <a:avLst/>
+                    </a:prstGeom>
+                  </pic:spPr>
+                </pic:pic>
+              </a:graphicData>
+            </a:graphic>
+          </wp:inline>
+        </w:drawing>
+      </w:r>
+    </w:p>
+    <w:p>
+      <w:pPr>
+        <w:pStyle w:val="a9"/>
+        <w:ind w:left="360"/>
+      </w:pPr>
+      <w:r>
+        <w:lastRenderedPageBreak/>
+        <w:drawing>
+          <wp:inline distT="0" distB="0" distL="0" distR="0" wp14:anchorId="7050C7EE" wp14:editId="54D3A681">
+            <wp:extent cx="5274310" cy="4371340"/>
+            <wp:effectExtent l="0" t="0" r="2540" b="0"/>
+            <wp:docPr id="1147926952" name="图片 1"/>
+            <wp:cNvGraphicFramePr>
+              <a:graphicFrameLocks xmlns:a="http://schemas.openxmlformats.org/drawingml/2006/main" noChangeAspect="1"/>
+            </wp:cNvGraphicFramePr>
+            <a:graphic xmlns:a="http://schemas.openxmlformats.org/drawingml/2006/main">
+              <a:graphicData uri="http://schemas.openxmlformats.org/drawingml/2006/picture">
+                <pic:pic xmlns:pic="http://schemas.openxmlformats.org/drawingml/2006/picture">
+                  <pic:nvPicPr>
+                    <pic:cNvPr id="1147926952" name=""/>
+                    <pic:cNvPicPr/>
+                  </pic:nvPicPr>
+                  <pic:blipFill>
+                    <a:blip r:embed="rId21"/>
+                    <a:stretch>
+                      <a:fillRect/>
+                    </a:stretch>
+                  </pic:blipFill>
+                  <pic:spPr>
+                    <a:xfrm>
+                      <a:off x="0" y="0"/>
+                      <a:ext cx="5274310" cy="4371340"/>
+                    </a:xfrm>
+                    <a:prstGeom prst="rect">
+                      <a:avLst/>
+                    </a:prstGeom>
+                  </pic:spPr>
+                </pic:pic>
+              </a:graphicData>
+            </a:graphic>
+          </wp:inline>
+        </w:drawing>
+      </w:r>
+    </w:p>
+    <w:p>
+      <w:pPr>
+        <w:pStyle w:val="a9"/>
+        <w:ind w:left="360"/>
+      </w:pPr>
+      <w:r>
+        <w:rPr>
+          <w:rFonts w:hint="eastAsia"/>
+        </w:rPr>
+        <w:t>填充是再input周围加一圈0，使得output甚至比input还大</w:t>
+      </w:r>
+    </w:p>
+    <w:p>
+      <w:pPr>
+        <w:pStyle w:val="a9"/>
+        <w:ind w:left="360"/>
+      </w:pPr>
+    </w:p>
+    <w:p>
+      <w:pPr>
+        <w:pStyle w:val="a9"/>
+        <w:ind w:left="360"/>
+      </w:pPr>
+      <w:r>
+        <w:rPr>
+          <w:rFonts w:hint="eastAsia"/>
+        </w:rPr>
+        <w:t>步幅是控制小方块移动的格子数</w:t>
+      </w:r>
+    </w:p>
+    <w:p>
+      <w:pPr>
+        <w:pStyle w:val="a9"/>
+        <w:ind w:left="360"/>
+      </w:pPr>
+    </w:p>
+    <w:p>
+      <w:pPr>
+        <w:pStyle w:val="a9"/>
+        <w:ind w:left="360"/>
+      </w:pPr>
+    </w:p>
+    <w:p>
+      <w:pPr>
+        <w:pStyle w:val="a9"/>
+        <w:ind w:left="360"/>
+      </w:pPr>
+    </w:p>
+    <w:p>
+      <w:pPr>
+        <w:pStyle w:val="a9"/>
+        <w:ind w:left="360"/>
+        <w:rPr>
+          <w:rFonts w:hint="eastAsia"/>
+        </w:rPr>
+      </w:pPr>
+      <w:r>
+        <w:rPr>
+          <w:rFonts w:hint="eastAsia"/>
+        </w:rPr>
+        <w:t>当多个通道，一个多维卷积核进行输入，那么output是所有通道卷积结果的和，所以只有输出是单通道</w:t>
+      </w:r>
+    </w:p>
+    <w:p>
+      <w:pPr>
+        <w:pStyle w:val="a9"/>
+        <w:ind w:left="360"/>
+      </w:pPr>
+    </w:p>
+    <w:p>
+      <w:pPr>
+        <w:pStyle w:val="a9"/>
+        <w:ind w:left="360"/>
+      </w:pPr>
+      <w:r>
+        <w:rPr>
+          <w:rFonts w:hint="eastAsia"/>
+        </w:rPr>
+        <w:t>但是如果有多个多维卷积核的话，那么就有多个输出通道，这么看来输出通道的个数和卷积核的个数有关</w:t>
+      </w:r>
+    </w:p>
+    <w:p>
+      <w:pPr>
+        <w:pStyle w:val="a9"/>
+        <w:ind w:left="360"/>
+      </w:pPr>
+    </w:p>
+    <w:p>
+      <w:pPr>
+        <w:pStyle w:val="a9"/>
+        <w:ind w:left="360"/>
+      </w:pPr>
+      <w:r>
+        <w:rPr>
+          <w:rFonts w:hint="eastAsia"/>
+        </w:rPr>
+        <w:t>对每个输出通道进行加权运算，可以组合出一个组合通道，</w:t>
+      </w:r>
+    </w:p>
+    <w:p>
+      <w:pPr>
+        <w:pStyle w:val="a9"/>
+        <w:ind w:left="360"/>
+      </w:pPr>
+      <w:r>
+        <w:lastRenderedPageBreak/>
+        <w:drawing>
+          <wp:inline distT="0" distB="0" distL="0" distR="0" wp14:anchorId="0FA4F9A4" wp14:editId="13972B1B">
+            <wp:extent cx="5274310" cy="2764155"/>
+            <wp:effectExtent l="0" t="0" r="2540" b="0"/>
+            <wp:docPr id="911781117" name="图片 1"/>
+            <wp:cNvGraphicFramePr>
+              <a:graphicFrameLocks xmlns:a="http://schemas.openxmlformats.org/drawingml/2006/main" noChangeAspect="1"/>
+            </wp:cNvGraphicFramePr>
+            <a:graphic xmlns:a="http://schemas.openxmlformats.org/drawingml/2006/main">
+              <a:graphicData uri="http://schemas.openxmlformats.org/drawingml/2006/picture">
+                <pic:pic xmlns:pic="http://schemas.openxmlformats.org/drawingml/2006/picture">
+                  <pic:nvPicPr>
+                    <pic:cNvPr id="911781117" name=""/>
+                    <pic:cNvPicPr/>
+                  </pic:nvPicPr>
+                  <pic:blipFill>
+                    <a:blip r:embed="rId22"/>
+                    <a:stretch>
+                      <a:fillRect/>
+                    </a:stretch>
+                  </pic:blipFill>
+                  <pic:spPr>
+                    <a:xfrm>
+                      <a:off x="0" y="0"/>
+                      <a:ext cx="5274310" cy="2764155"/>
+                    </a:xfrm>
+                    <a:prstGeom prst="rect">
+                      <a:avLst/>
+                    </a:prstGeom>
+                  </pic:spPr>
+                </pic:pic>
+              </a:graphicData>
+            </a:graphic>
+          </wp:inline>
+        </w:drawing>
+      </w:r>
+    </w:p>
+    <w:p>
+      <w:pPr>
+        <w:pStyle w:val="a9"/>
+        <w:ind w:left="360"/>
+      </w:pPr>
+    </w:p>
+    <w:p>
+      <w:pPr>
+        <w:pStyle w:val="a9"/>
+        <w:ind w:left="360"/>
+      </w:pPr>
+      <w:r>
+        <w:rPr>
+          <w:rFonts w:hint="eastAsia"/>
+        </w:rPr>
+        <w:t>太剧烈的变化会使得卷积</w:t>
+      </w:r>
+      <w:proofErr w:type="gramStart"/>
+      <w:r>
+        <w:rPr>
+          <w:rFonts w:hint="eastAsia"/>
+        </w:rPr>
+        <w:t>层变得</w:t>
+      </w:r>
+      <w:proofErr w:type="gramEnd"/>
+      <w:r>
+        <w:rPr>
+          <w:rFonts w:hint="eastAsia"/>
+        </w:rPr>
+        <w:t>很敏感</w:t>
+      </w:r>
+    </w:p>
+    <w:p>
+      <w:pPr>
+        <w:pStyle w:val="a9"/>
+        <w:ind w:left="360"/>
+      </w:pPr>
+    </w:p>
+    <w:p>
+      <w:pPr>
+        <w:pStyle w:val="a9"/>
+        <w:ind w:left="360"/>
+      </w:pPr>
+    </w:p>
+    <w:p>
+      <w:pPr>
+        <w:pStyle w:val="a9"/>
+        <w:ind w:left="360"/>
+      </w:pPr>
+      <w:r>
+        <w:rPr>
+          <w:rFonts w:hint="eastAsia"/>
+        </w:rPr>
+        <w:t>二</w:t>
+      </w:r>
+      <w:proofErr w:type="gramStart"/>
+      <w:r>
+        <w:rPr>
+          <w:rFonts w:hint="eastAsia"/>
+        </w:rPr>
+        <w:t>维最大池</w:t>
+      </w:r>
+      <w:proofErr w:type="gramEnd"/>
+      <w:r>
+        <w:rPr>
+          <w:rFonts w:hint="eastAsia"/>
+        </w:rPr>
+        <w:t>化</w:t>
+      </w:r>
+    </w:p>
+    <w:p>
+      <w:pPr>
+        <w:pStyle w:val="a9"/>
+        <w:ind w:left="360"/>
+      </w:pPr>
+      <w:r>
+        <w:rPr>
+          <w:rFonts w:hint="eastAsia"/>
+        </w:rPr>
+        <w:t>返回滑动小方块里的最大值</w:t>
+      </w:r>
+    </w:p>
+    <w:p>
+      <w:pPr>
+        <w:pStyle w:val="a9"/>
+        <w:ind w:left="360"/>
+      </w:pPr>
+      <w:proofErr w:type="gramStart"/>
+      <w:r>
+        <w:rPr>
+          <w:rFonts w:hint="eastAsia"/>
+        </w:rPr>
+        <w:t>平均池化就是</w:t>
+      </w:r>
+      <w:proofErr w:type="gramEnd"/>
+      <w:r>
+        <w:rPr>
+          <w:rFonts w:hint="eastAsia"/>
+        </w:rPr>
+        <w:t>返回滑动小方块的平均值</w:t>
+      </w:r>
+    </w:p>
+    <w:p>
+      <w:pPr>
+        <w:pStyle w:val="a9"/>
+        <w:ind w:left="360"/>
+      </w:pPr>
+    </w:p>
+    <w:p>
+      <w:pPr>
+        <w:pStyle w:val="a9"/>
+        <w:ind w:left="360"/>
+      </w:pPr>
+    </w:p>
+    <w:p>
+      <w:pPr>
+        <w:pStyle w:val="a9"/>
+        <w:ind w:left="360"/>
+      </w:pPr>
+    </w:p>
+    <w:p>
+      <w:pPr>
+        <w:pStyle w:val="a9"/>
+        <w:ind w:left="360"/>
+      </w:pPr>
+      <w:r>
+        <w:rPr>
+          <w:rFonts w:hint="eastAsia"/>
+        </w:rPr>
+        <w:t>Lenet</w:t>
+      </w:r>
+    </w:p>
+    <w:p>
+      <w:pPr>
+        <w:pStyle w:val="a9"/>
+        <w:ind w:left="360"/>
+        <w:rPr>
+          <w:rFonts w:hint="eastAsia"/>
+        </w:rPr>
+      </w:pPr>
+    </w:p>
     <w:sectPr>
       <w:pgSz w:w="11906" w:h="16838"/>
       <w:pgMar w:top="1440" w:right="1800" w:bottom="1440" w:left="1800" w:header="851" w:footer="992" w:gutter="0"/>
@@ -408,6 +2304,68 @@
     </w:sectPr>
   </w:body>
 </w:document>
+</file>
+
+<file path=word/endnotes.xml><?xml version="1.0" encoding="utf-8"?>
+<w:endnotes xmlns:wpc="http://schemas.microsoft.com/office/word/2010/wordprocessingCanvas" xmlns:cx="http://schemas.microsoft.com/office/drawing/2014/chartex" xmlns:cx1="http://schemas.microsoft.com/office/drawing/2015/9/8/chartex" xmlns:cx2="http://schemas.microsoft.com/office/drawing/2015/10/21/chartex" xmlns:cx3="http://schemas.microsoft.com/office/drawing/2016/5/9/chartex" xmlns:cx4="http://schemas.microsoft.com/office/drawing/2016/5/10/chartex" xmlns:cx5="http://schemas.microsoft.com/office/drawing/2016/5/11/chartex" xmlns:cx6="http://schemas.microsoft.com/office/drawing/2016/5/12/chartex" xmlns:cx7="http://schemas.microsoft.com/office/drawing/2016/5/13/chartex" xmlns:cx8="http://schemas.microsoft.com/office/drawing/2016/5/14/chartex" xmlns:mc="http://schemas.openxmlformats.org/markup-compatibility/2006" xmlns:aink="http://schemas.microsoft.com/office/drawing/2016/ink" xmlns:am3d="http://schemas.microsoft.com/office/drawing/2017/model3d" xmlns:o="urn:schemas-microsoft-com:office:office" xmlns:oel="http://schemas.microsoft.com/office/2019/extlst" xmlns:r="http://schemas.openxmlformats.org/officeDocument/2006/relationships" xmlns:m="http://schemas.openxmlformats.org/officeDocument/2006/math" xmlns:v="urn:schemas-microsoft-com:vml" xmlns:wp14="http://schemas.microsoft.com/office/word/2010/wordprocessingDrawing" xmlns:wp="http://schemas.openxmlformats.org/drawingml/2006/wordprocessingDrawing" xmlns:w10="urn:schemas-microsoft-com:office:word" xmlns:w="http://schemas.openxmlformats.org/wordprocessingml/2006/main" xmlns:w14="http://schemas.microsoft.com/office/word/2010/wordml" xmlns:w15="http://schemas.microsoft.com/office/word/2012/wordml" xmlns:w16cex="http://schemas.microsoft.com/office/word/2018/wordml/cex" xmlns:w16cid="http://schemas.microsoft.com/office/word/2016/wordml/cid" xmlns:w16="http://schemas.microsoft.com/office/word/2018/wordml" xmlns:w16du="http://schemas.microsoft.com/office/word/2023/wordml/word16du" xmlns:w16sdtdh="http://schemas.microsoft.com/office/word/2020/wordml/sdtdatahash" xmlns:w16sdtfl="http://schemas.microsoft.com/office/word/2024/wordml/sdtformatlock" xmlns:w16se="http://schemas.microsoft.com/office/word/2015/wordml/symex" xmlns:wpg="http://schemas.microsoft.com/office/word/2010/wordprocessingGroup" xmlns:wpi="http://schemas.microsoft.com/office/word/2010/wordprocessingInk" xmlns:wne="http://schemas.microsoft.com/office/word/2006/wordml" xmlns:wps="http://schemas.microsoft.com/office/word/2010/wordprocessingShape" mc:Ignorable="w14 w15 w16se w16cid w16 w16cex w16sdtdh w16sdtfl w16du wp14">
+  <w:endnote w:type="separator" w:id="-1">
+    <w:p>
+      <w:pPr>
+        <w:spacing w:after="0" w:line="240" w:lineRule="auto"/>
+        <w:rPr>
+          <w:rFonts w:hint="eastAsia"/>
+        </w:rPr>
+      </w:pPr>
+      <w:r>
+        <w:separator/>
+      </w:r>
+    </w:p>
+  </w:endnote>
+  <w:endnote w:type="continuationSeparator" w:id="0">
+    <w:p>
+      <w:pPr>
+        <w:spacing w:after="0" w:line="240" w:lineRule="auto"/>
+        <w:rPr>
+          <w:rFonts w:hint="eastAsia"/>
+        </w:rPr>
+      </w:pPr>
+      <w:r>
+        <w:continuationSeparator/>
+      </w:r>
+    </w:p>
+  </w:endnote>
+</w:endnotes>
+</file>
+
+<file path=word/footnotes.xml><?xml version="1.0" encoding="utf-8"?>
+<w:footnotes xmlns:wpc="http://schemas.microsoft.com/office/word/2010/wordprocessingCanvas" xmlns:cx="http://schemas.microsoft.com/office/drawing/2014/chartex" xmlns:cx1="http://schemas.microsoft.com/office/drawing/2015/9/8/chartex" xmlns:cx2="http://schemas.microsoft.com/office/drawing/2015/10/21/chartex" xmlns:cx3="http://schemas.microsoft.com/office/drawing/2016/5/9/chartex" xmlns:cx4="http://schemas.microsoft.com/office/drawing/2016/5/10/chartex" xmlns:cx5="http://schemas.microsoft.com/office/drawing/2016/5/11/chartex" xmlns:cx6="http://schemas.microsoft.com/office/drawing/2016/5/12/chartex" xmlns:cx7="http://schemas.microsoft.com/office/drawing/2016/5/13/chartex" xmlns:cx8="http://schemas.microsoft.com/office/drawing/2016/5/14/chartex" xmlns:mc="http://schemas.openxmlformats.org/markup-compatibility/2006" xmlns:aink="http://schemas.microsoft.com/office/drawing/2016/ink" xmlns:am3d="http://schemas.microsoft.com/office/drawing/2017/model3d" xmlns:o="urn:schemas-microsoft-com:office:office" xmlns:oel="http://schemas.microsoft.com/office/2019/extlst" xmlns:r="http://schemas.openxmlformats.org/officeDocument/2006/relationships" xmlns:m="http://schemas.openxmlformats.org/officeDocument/2006/math" xmlns:v="urn:schemas-microsoft-com:vml" xmlns:wp14="http://schemas.microsoft.com/office/word/2010/wordprocessingDrawing" xmlns:wp="http://schemas.openxmlformats.org/drawingml/2006/wordprocessingDrawing" xmlns:w10="urn:schemas-microsoft-com:office:word" xmlns:w="http://schemas.openxmlformats.org/wordprocessingml/2006/main" xmlns:w14="http://schemas.microsoft.com/office/word/2010/wordml" xmlns:w15="http://schemas.microsoft.com/office/word/2012/wordml" xmlns:w16cex="http://schemas.microsoft.com/office/word/2018/wordml/cex" xmlns:w16cid="http://schemas.microsoft.com/office/word/2016/wordml/cid" xmlns:w16="http://schemas.microsoft.com/office/word/2018/wordml" xmlns:w16du="http://schemas.microsoft.com/office/word/2023/wordml/word16du" xmlns:w16sdtdh="http://schemas.microsoft.com/office/word/2020/wordml/sdtdatahash" xmlns:w16sdtfl="http://schemas.microsoft.com/office/word/2024/wordml/sdtformatlock" xmlns:w16se="http://schemas.microsoft.com/office/word/2015/wordml/symex" xmlns:wpg="http://schemas.microsoft.com/office/word/2010/wordprocessingGroup" xmlns:wpi="http://schemas.microsoft.com/office/word/2010/wordprocessingInk" xmlns:wne="http://schemas.microsoft.com/office/word/2006/wordml" xmlns:wps="http://schemas.microsoft.com/office/word/2010/wordprocessingShape" mc:Ignorable="w14 w15 w16se w16cid w16 w16cex w16sdtdh w16sdtfl w16du wp14">
+  <w:footnote w:type="separator" w:id="-1">
+    <w:p>
+      <w:pPr>
+        <w:spacing w:after="0" w:line="240" w:lineRule="auto"/>
+        <w:rPr>
+          <w:rFonts w:hint="eastAsia"/>
+        </w:rPr>
+      </w:pPr>
+      <w:r>
+        <w:separator/>
+      </w:r>
+    </w:p>
+  </w:footnote>
+  <w:footnote w:type="continuationSeparator" w:id="0">
+    <w:p>
+      <w:pPr>
+        <w:spacing w:after="0" w:line="240" w:lineRule="auto"/>
+        <w:rPr>
+          <w:rFonts w:hint="eastAsia"/>
+        </w:rPr>
+      </w:pPr>
+      <w:r>
+        <w:continuationSeparator/>
+      </w:r>
+    </w:p>
+  </w:footnote>
+</w:footnotes>
 </file>
 
 <file path=word/numbering.xml><?xml version="1.0" encoding="utf-8"?>
@@ -1431,6 +3389,69 @@
       <w:spacing w:val="5"/>
     </w:rPr>
   </w:style>
+  <w:style w:type="paragraph" w:styleId="ae">
+    <w:name w:val="header"/>
+    <w:basedOn w:val="a"/>
+    <w:link w:val="af"/>
+    <w:uiPriority w:val="99"/>
+    <w:unhideWhenUsed/>
+    <w:rsid w:val="007B76C7"/>
+    <w:pPr>
+      <w:tabs>
+        <w:tab w:val="center" w:pos="4153"/>
+        <w:tab w:val="right" w:pos="8306"/>
+      </w:tabs>
+      <w:snapToGrid w:val="0"/>
+      <w:spacing w:line="240" w:lineRule="auto"/>
+      <w:jc w:val="center"/>
+    </w:pPr>
+    <w:rPr>
+      <w:sz w:val="18"/>
+      <w:szCs w:val="18"/>
+    </w:rPr>
+  </w:style>
+  <w:style w:type="character" w:customStyle="1" w:styleId="af">
+    <w:name w:val="页眉 字符"/>
+    <w:basedOn w:val="a0"/>
+    <w:link w:val="ae"/>
+    <w:uiPriority w:val="99"/>
+    <w:rsid w:val="007B76C7"/>
+    <w:rPr>
+      <w:sz w:val="18"/>
+      <w:szCs w:val="18"/>
+    </w:rPr>
+  </w:style>
+  <w:style w:type="paragraph" w:styleId="af0">
+    <w:name w:val="footer"/>
+    <w:basedOn w:val="a"/>
+    <w:link w:val="af1"/>
+    <w:uiPriority w:val="99"/>
+    <w:unhideWhenUsed/>
+    <w:rsid w:val="007B76C7"/>
+    <w:pPr>
+      <w:tabs>
+        <w:tab w:val="center" w:pos="4153"/>
+        <w:tab w:val="right" w:pos="8306"/>
+      </w:tabs>
+      <w:snapToGrid w:val="0"/>
+      <w:spacing w:line="240" w:lineRule="auto"/>
+    </w:pPr>
+    <w:rPr>
+      <w:sz w:val="18"/>
+      <w:szCs w:val="18"/>
+    </w:rPr>
+  </w:style>
+  <w:style w:type="character" w:customStyle="1" w:styleId="af1">
+    <w:name w:val="页脚 字符"/>
+    <w:basedOn w:val="a0"/>
+    <w:link w:val="af0"/>
+    <w:uiPriority w:val="99"/>
+    <w:rsid w:val="007B76C7"/>
+    <w:rPr>
+      <w:sz w:val="18"/>
+      <w:szCs w:val="18"/>
+    </w:rPr>
+  </w:style>
 </w:styles>
 </file>
 
